--- a/hin/docx/32.content.docx
+++ b/hin/docx/32.content.docx
@@ -19,7 +19,7 @@
         <w:rPr>
           <w:lang w:val="hi_IN" w:bidi="hi_IN"/>
         </w:rPr>
-        <w:t>Resource: अध्ययन नोट्स - पुस्तक परिचय (टिंडेल)</w:t>
+        <w:t>Resource: Tyndale Open Study Notes</w:t>
       </w:r>
       <w:r>
         <w:rPr>
@@ -112,7 +112,7 @@
         <w:rPr>
           <w:lang w:val="hi_IN" w:bidi="hi_IN"/>
         </w:rPr>
-        <w:t>अध्ययन नोट्स - पुस्तक परिचय (टिंडेल)</w:t>
+        <w:t>Tyndale Open Study Notes</w:t>
       </w:r>
     </w:p>
     <w:p>

--- a/hin/docx/32.content.docx
+++ b/hin/docx/32.content.docx
@@ -19,7 +19,7 @@
         <w:rPr>
           <w:lang w:val="hi_IN" w:bidi="hi_IN"/>
         </w:rPr>
-        <w:t>Resource: Tyndale Open Study Notes</w:t>
+        <w:t>Resource: Aquifer Open Study Notes (Book Intros)</w:t>
       </w:r>
       <w:r>
         <w:rPr>
@@ -112,7 +112,7 @@
         <w:rPr>
           <w:lang w:val="hi_IN" w:bidi="hi_IN"/>
         </w:rPr>
-        <w:t>Tyndale Open Study Notes</w:t>
+        <w:t>Aquifer Open Study Notes (Book Intros)</w:t>
       </w:r>
     </w:p>
     <w:p>

--- a/hin/docx/32.content.docx
+++ b/hin/docx/32.content.docx
@@ -258,54 +258,36 @@
         </w:rPr>
         <w:t xml:space="preserve">योना उत्तरी इस्राएल के राज्य में एक भविष्यद्वक्ता थे, जब यारोबाम द्वितीय (ईसा पूर्व 793–753) का शासन राजनीतिक रूप से समृद्ध था परन्तु आत्मिक रूप से अंधकारमय था। यद्यपि यारोबाम के आत्मिक विफलताओं के बाद भी (देखें </w:t>
       </w:r>
-      <w:hyperlink r:id="rId13">
-        <w:r>
-          <w:rPr>
-            <w:lang w:val="hi_IN" w:bidi="hi_IN"/>
-          </w:rPr>
-          <w:rPr>
-            <w:color w:val="0000EE"/>
-            <w:u w:val="single"/>
-          </w:rPr>
-          <w:t>2 रा 14:23–24</w:t>
-        </w:r>
-      </w:hyperlink>
+      <w:r>
+        <w:rPr>
+          <w:lang w:val="hi_IN" w:bidi="hi_IN"/>
+        </w:rPr>
+        <w:t>2 रा 14:23–24</w:t>
+      </w:r>
       <w:r>
         <w:rPr>
           <w:lang w:val="hi_IN" w:bidi="hi_IN"/>
         </w:rPr>
         <w:t>), उनके राज्य की सीमा का विस्तार होता रहा, जैसा कि योना ने भविष्यद्वाणी की थी (</w:t>
       </w:r>
-      <w:hyperlink r:id="rId14">
-        <w:r>
-          <w:rPr>
-            <w:lang w:val="hi_IN" w:bidi="hi_IN"/>
-          </w:rPr>
-          <w:rPr>
-            <w:color w:val="0000EE"/>
-            <w:u w:val="single"/>
-          </w:rPr>
-          <w:t>2 रा 14:25</w:t>
-        </w:r>
-      </w:hyperlink>
+      <w:r>
+        <w:rPr>
+          <w:lang w:val="hi_IN" w:bidi="hi_IN"/>
+        </w:rPr>
+        <w:t>2 रा 14:25</w:t>
+      </w:r>
       <w:r>
         <w:rPr>
           <w:lang w:val="hi_IN" w:bidi="hi_IN"/>
         </w:rPr>
         <w:t xml:space="preserve">), जो लगभग दाऊद और सुलैमान के महिमा के दिनों की तरह बढ़ रहा था (देखें </w:t>
       </w:r>
-      <w:hyperlink r:id="rId15">
-        <w:r>
-          <w:rPr>
-            <w:lang w:val="hi_IN" w:bidi="hi_IN"/>
-          </w:rPr>
-          <w:rPr>
-            <w:color w:val="0000EE"/>
-            <w:u w:val="single"/>
-          </w:rPr>
-          <w:t>1 रा 8:65</w:t>
-        </w:r>
-      </w:hyperlink>
+      <w:r>
+        <w:rPr>
+          <w:lang w:val="hi_IN" w:bidi="hi_IN"/>
+        </w:rPr>
+        <w:t>1 रा 8:65</w:t>
+      </w:r>
       <w:r>
         <w:rPr>
           <w:lang w:val="hi_IN" w:bidi="hi_IN"/>
@@ -326,18 +308,12 @@
         </w:rPr>
         <w:t>उस समय नीनवे अश्शूरी साम्राज्य का एक प्रमुख नगर था। पिछले दशकों में अश्शूर की शक्ति अत्यधिक बढ़ गई थी। अश्शूर के शल्मनेसेर तृतीय (858–824 ईसा पूर्व) ने अपने साम्राज्य के प्रभाव को फिलिस्तीन तक फैला दिया था। उस काल के अश्शूरी अभिलेखों में उल्लेख है कि शल्मनेसेर ने अन्य राजाओं और इस्राएली राजा अहाब का, प्रसिद्ध कर्कर के युद्ध (853 ईसा पूर्व में) (</w:t>
       </w:r>
-      <w:hyperlink r:id="rId16">
-        <w:r>
-          <w:rPr>
-            <w:lang w:val="hi_IN" w:bidi="hi_IN"/>
-          </w:rPr>
-          <w:rPr>
-            <w:color w:val="0000EE"/>
-            <w:u w:val="single"/>
-          </w:rPr>
-          <w:t>1 रा 17:1–22:53</w:t>
-        </w:r>
-      </w:hyperlink>
+      <w:r>
+        <w:rPr>
+          <w:lang w:val="hi_IN" w:bidi="hi_IN"/>
+        </w:rPr>
+        <w:t>1 रा 17:1–22:53</w:t>
+      </w:r>
       <w:r>
         <w:rPr>
           <w:lang w:val="hi_IN" w:bidi="hi_IN"/>
@@ -383,54 +359,36 @@
         </w:rPr>
         <w:t xml:space="preserve">योना की पुस्तक स्वाभाविक रूप से दो भागों में विभाजित होती है। </w:t>
       </w:r>
-      <w:hyperlink r:id="rId17">
-        <w:r>
-          <w:rPr>
-            <w:lang w:val="hi_IN" w:bidi="hi_IN"/>
-          </w:rPr>
-          <w:rPr>
-            <w:color w:val="0000EE"/>
-            <w:u w:val="single"/>
-          </w:rPr>
-          <w:t>अध्याय 1–2</w:t>
-        </w:r>
-      </w:hyperlink>
+      <w:r>
+        <w:rPr>
+          <w:lang w:val="hi_IN" w:bidi="hi_IN"/>
+        </w:rPr>
+        <w:t>अध्याय 1–2</w:t>
+      </w:r>
       <w:r>
         <w:rPr>
           <w:lang w:val="hi_IN" w:bidi="hi_IN"/>
         </w:rPr>
         <w:t xml:space="preserve"> योना द्वारा प्रभु की उस आज्ञा को अस्वीकार करने की घटना वर्णित है, जिसमें उन्हें नीनवे को उसकी दुष्टता के कारण आने वाले न्याय की चेतावनी देनी थी। नीनवे जाने के बदले, योना एक जहाज द्वारा विपरीत दिशा में चले गए (</w:t>
       </w:r>
-      <w:hyperlink r:id="rId18">
-        <w:r>
-          <w:rPr>
-            <w:lang w:val="hi_IN" w:bidi="hi_IN"/>
-          </w:rPr>
-          <w:rPr>
-            <w:color w:val="0000EE"/>
-            <w:u w:val="single"/>
-          </w:rPr>
-          <w:t>1:3</w:t>
-        </w:r>
-      </w:hyperlink>
+      <w:r>
+        <w:rPr>
+          <w:lang w:val="hi_IN" w:bidi="hi_IN"/>
+        </w:rPr>
+        <w:t>1:3</w:t>
+      </w:r>
       <w:r>
         <w:rPr>
           <w:lang w:val="hi_IN" w:bidi="hi_IN"/>
         </w:rPr>
         <w:t>)। परन्तु प्रभु ने अपने भविष्यद्वक्ता को ताड़ना देने के लिये एक प्रचण्ड आँधी भेजी। जब जहाज के अन्यजाति मल्लाहों ने जिस किसी देवता को उन्होंने अप्रसन्न किया था, उसे शान्त करने का प्रयास किया, तब योना "खोजे" गए और झिझकते हुए समुद्र में फेंक दिए गए। तब परमेश्वर ने अपनी सामर्थ्य प्रगट की—आँधी थम गई, और विडम्बना यह रही कि अन्यजाति मल्लाहों ने परमेश्वर की आराधना की, जबकि परमेश्वर का भविष्यद्वक्ता सम्भवतः लज्जाजनक मृत्यु को प्राप्त किया। परन्तु परमेश्वर की योजना योना को बचाने की थी। एक "महा मच्छ" ने उन्हें निगल लिया, और वहीं, प्रतीत होता है कि योना ने मन फिराया (</w:t>
       </w:r>
-      <w:hyperlink r:id="rId19">
-        <w:r>
-          <w:rPr>
-            <w:lang w:val="hi_IN" w:bidi="hi_IN"/>
-          </w:rPr>
-          <w:rPr>
-            <w:color w:val="0000EE"/>
-            <w:u w:val="single"/>
-          </w:rPr>
-          <w:t>अध्याय 2</w:t>
-        </w:r>
-      </w:hyperlink>
+      <w:r>
+        <w:rPr>
+          <w:lang w:val="hi_IN" w:bidi="hi_IN"/>
+        </w:rPr>
+        <w:t>अध्याय 2</w:t>
+      </w:r>
       <w:r>
         <w:rPr>
           <w:lang w:val="hi_IN" w:bidi="hi_IN"/>
@@ -445,72 +403,48 @@
           <w:lang w:val="hi_IN" w:bidi="hi_IN"/>
         </w:rPr>
       </w:r>
-      <w:hyperlink r:id="rId20">
-        <w:r>
-          <w:rPr>
-            <w:lang w:val="hi_IN" w:bidi="hi_IN"/>
-          </w:rPr>
-          <w:rPr>
-            <w:color w:val="0000EE"/>
-            <w:u w:val="single"/>
-          </w:rPr>
-          <w:t>अध्याय 3–4</w:t>
-        </w:r>
-      </w:hyperlink>
+      <w:r>
+        <w:rPr>
+          <w:lang w:val="hi_IN" w:bidi="hi_IN"/>
+        </w:rPr>
+        <w:t>अध्याय 3–4</w:t>
+      </w:r>
       <w:r>
         <w:rPr>
           <w:lang w:val="hi_IN" w:bidi="hi_IN"/>
         </w:rPr>
         <w:t xml:space="preserve"> में, परमेश्वर ने भविष्यद्वक्ता को नीनवे में प्रचार करने की आज्ञा को पुनः दोहराया, और इस बार, योना ने उनकी आज्ञा मानी। जब नीनवे के लोगों ने योना की चेतावनी सुनी, तो उन्होंने सामूहिक रूप से मन फिराया (</w:t>
       </w:r>
-      <w:hyperlink r:id="rId21">
-        <w:r>
-          <w:rPr>
-            <w:lang w:val="hi_IN" w:bidi="hi_IN"/>
-          </w:rPr>
-          <w:rPr>
-            <w:color w:val="0000EE"/>
-            <w:u w:val="single"/>
-          </w:rPr>
-          <w:t>अध्याय 3</w:t>
-        </w:r>
-      </w:hyperlink>
+      <w:r>
+        <w:rPr>
+          <w:lang w:val="hi_IN" w:bidi="hi_IN"/>
+        </w:rPr>
+        <w:t>अध्याय 3</w:t>
+      </w:r>
       <w:r>
         <w:rPr>
           <w:lang w:val="hi_IN" w:bidi="hi_IN"/>
         </w:rPr>
         <w:t>), और परमेश्वर ने उस न्याय को टाल दिया, जिसके विषय में योना ने घोषणा की थी (</w:t>
       </w:r>
-      <w:hyperlink r:id="rId22">
-        <w:r>
-          <w:rPr>
-            <w:lang w:val="hi_IN" w:bidi="hi_IN"/>
-          </w:rPr>
-          <w:rPr>
-            <w:color w:val="0000EE"/>
-            <w:u w:val="single"/>
-          </w:rPr>
-          <w:t>3:10</w:t>
-        </w:r>
-      </w:hyperlink>
+      <w:r>
+        <w:rPr>
+          <w:lang w:val="hi_IN" w:bidi="hi_IN"/>
+        </w:rPr>
+        <w:t>3:10</w:t>
+      </w:r>
       <w:r>
         <w:rPr>
           <w:lang w:val="hi_IN" w:bidi="hi_IN"/>
         </w:rPr>
         <w:t>)। एक और विडम्बना यह रही कि योना इस्राएल के शत्रुओं पर परमेश्वर की दया को स्वीकार नहीं कर सके। उनका क्रोध निराशा में बदल गया (</w:t>
       </w:r>
-      <w:hyperlink r:id="rId23">
-        <w:r>
-          <w:rPr>
-            <w:lang w:val="hi_IN" w:bidi="hi_IN"/>
-          </w:rPr>
-          <w:rPr>
-            <w:color w:val="0000EE"/>
-            <w:u w:val="single"/>
-          </w:rPr>
-          <w:t>अध्याय 4</w:t>
-        </w:r>
-      </w:hyperlink>
+      <w:r>
+        <w:rPr>
+          <w:lang w:val="hi_IN" w:bidi="hi_IN"/>
+        </w:rPr>
+        <w:t>अध्याय 4</w:t>
+      </w:r>
       <w:r>
         <w:rPr>
           <w:lang w:val="hi_IN" w:bidi="hi_IN"/>
@@ -580,18 +514,12 @@
         </w:rPr>
         <w:t xml:space="preserve"> कथा है? बहुत से लोगों ने इस पुस्तक को काल्पनिक माना है क्योंकि इसमें चमत्कारी घटनाएँ वर्णित हैं, और इसे किसी गैर-ऐतिहासिक साहित्यिक शैली, जैसे दृष्टान्त या शिक्षात्मक कहानी, के रूप में वर्गीकृत करने के विविध प्रयास किए गए हैं। हालाँकि, योना के लेखक ने अपनी बात को प्रभावी बनाने के लिये कुछ साहित्यिक रचनाओं (कविता, व्यंग्य और दृष्टान्तों के लिये सामान्य भाषा का उपयोग) का उपयोग किया, फिर भी यह पुस्तक स्वयं को एक ऐतिहासिक विवरण के रूप में प्रस्तुत करती है (देखें </w:t>
       </w:r>
-      <w:hyperlink r:id="rId24">
-        <w:r>
-          <w:rPr>
-            <w:lang w:val="hi_IN" w:bidi="hi_IN"/>
-          </w:rPr>
-          <w:rPr>
-            <w:color w:val="0000EE"/>
-            <w:u w:val="single"/>
-          </w:rPr>
-          <w:t>1:1</w:t>
-        </w:r>
-      </w:hyperlink>
+      <w:r>
+        <w:rPr>
+          <w:lang w:val="hi_IN" w:bidi="hi_IN"/>
+        </w:rPr>
+        <w:t>1:1</w:t>
+      </w:r>
       <w:r>
         <w:rPr>
           <w:lang w:val="hi_IN" w:bidi="hi_IN"/>
@@ -623,18 +551,12 @@
         </w:rPr>
         <w:t>योना भविष्यद्वाणियों की पुस्तकों में अनोखा है। यह वर्णन करती है कि परमेश्वर ने एक भविष्यद्वक्ता को इस्राएल के शत्रु अश्शूर देश में भेजा, जिससे परिणामस्वरूप वहाँ व्यापक मन फिराव हुआ। योना ने जो पाठ सीखा, वही सम्पूर्ण इस्राएल देश को सीखने की आवश्यकता थी: "मेरा उद्धार केवल यहोवा से आता है" (</w:t>
       </w:r>
-      <w:hyperlink r:id="rId25">
-        <w:r>
-          <w:rPr>
-            <w:lang w:val="hi_IN" w:bidi="hi_IN"/>
-          </w:rPr>
-          <w:rPr>
-            <w:color w:val="0000EE"/>
-            <w:u w:val="single"/>
-          </w:rPr>
-          <w:t>2:9</w:t>
-        </w:r>
-      </w:hyperlink>
+      <w:r>
+        <w:rPr>
+          <w:lang w:val="hi_IN" w:bidi="hi_IN"/>
+        </w:rPr>
+        <w:t>2:9</w:t>
+      </w:r>
       <w:r>
         <w:rPr>
           <w:lang w:val="hi_IN" w:bidi="hi_IN"/>
@@ -667,18 +589,12 @@
         </w:rPr>
         <w:t xml:space="preserve">। उद्धार यहोवा ही से होता है, जिसे चाहते है उन्हें दे सकते हैं, और जिन्होंने परमेश्वर की दया प्राप्त की है उन्हें उसकी दया के प्रवाह को दूसरों तक पहुँचने से नहीं रोकना चाहिए, चाहे वे उनके शत्रु ही क्यों न हों (देखें </w:t>
       </w:r>
-      <w:hyperlink r:id="rId23">
-        <w:r>
-          <w:rPr>
-            <w:lang w:val="hi_IN" w:bidi="hi_IN"/>
-          </w:rPr>
-          <w:rPr>
-            <w:color w:val="0000EE"/>
-            <w:u w:val="single"/>
-          </w:rPr>
-          <w:t>अध्याय 4</w:t>
-        </w:r>
-      </w:hyperlink>
+      <w:r>
+        <w:rPr>
+          <w:lang w:val="hi_IN" w:bidi="hi_IN"/>
+        </w:rPr>
+        <w:t>अध्याय 4</w:t>
+      </w:r>
       <w:r>
         <w:rPr>
           <w:lang w:val="hi_IN" w:bidi="hi_IN"/>
@@ -699,72 +615,48 @@
         </w:rPr>
         <w:t>उद्धार—चाहे वह शारीरिक हानि के खतरे से हो या न्याय से—प्रत्यक्ष रूप से परमेश्वर की संप्रभुता से सम्बन्धित है। जब परमेश्वर ने आँधी को शान्त किया, तब मल्लाहों का उद्धार हुआ। जब परमेश्वर ने एक महा मच्छ भेजी, तब योना डूबने से बच गया। समुद्र की गहराइयों सहित ऐसा कोई भी स्थान नहीं है जहाँ से परमेश्वर मनुष्य के प्राणों को छुड़ा और सुरक्षित न रख सके। इसी प्रकार, कोई भी जाति ऐसी नहीं है जिसे परमेश्वर न्याय न कर सके (</w:t>
       </w:r>
-      <w:hyperlink r:id="rId26">
-        <w:r>
-          <w:rPr>
-            <w:lang w:val="hi_IN" w:bidi="hi_IN"/>
-          </w:rPr>
-          <w:rPr>
-            <w:color w:val="0000EE"/>
-            <w:u w:val="single"/>
-          </w:rPr>
-          <w:t>3:4</w:t>
-        </w:r>
-      </w:hyperlink>
+      <w:r>
+        <w:rPr>
+          <w:lang w:val="hi_IN" w:bidi="hi_IN"/>
+        </w:rPr>
+        <w:t>3:4</w:t>
+      </w:r>
       <w:r>
         <w:rPr>
           <w:lang w:val="hi_IN" w:bidi="hi_IN"/>
         </w:rPr>
         <w:t xml:space="preserve">, </w:t>
       </w:r>
-      <w:hyperlink r:id="rId27">
-        <w:r>
-          <w:rPr>
-            <w:lang w:val="hi_IN" w:bidi="hi_IN"/>
-          </w:rPr>
-          <w:rPr>
-            <w:color w:val="0000EE"/>
-            <w:u w:val="single"/>
-          </w:rPr>
-          <w:t>9</w:t>
-        </w:r>
-      </w:hyperlink>
+      <w:r>
+        <w:rPr>
+          <w:lang w:val="hi_IN" w:bidi="hi_IN"/>
+        </w:rPr>
+        <w:t>9</w:t>
+      </w:r>
       <w:r>
         <w:rPr>
           <w:lang w:val="hi_IN" w:bidi="hi_IN"/>
         </w:rPr>
         <w:t>) या न्याय से न बचा सके (</w:t>
       </w:r>
-      <w:hyperlink r:id="rId22">
-        <w:r>
-          <w:rPr>
-            <w:lang w:val="hi_IN" w:bidi="hi_IN"/>
-          </w:rPr>
-          <w:rPr>
-            <w:color w:val="0000EE"/>
-            <w:u w:val="single"/>
-          </w:rPr>
-          <w:t>3:10</w:t>
-        </w:r>
-      </w:hyperlink>
+      <w:r>
+        <w:rPr>
+          <w:lang w:val="hi_IN" w:bidi="hi_IN"/>
+        </w:rPr>
+        <w:t>3:10</w:t>
+      </w:r>
       <w:r>
         <w:rPr>
           <w:lang w:val="hi_IN" w:bidi="hi_IN"/>
         </w:rPr>
         <w:t xml:space="preserve">; देखें </w:t>
       </w:r>
-      <w:hyperlink r:id="rId28">
-        <w:r>
-          <w:rPr>
-            <w:lang w:val="hi_IN" w:bidi="hi_IN"/>
-          </w:rPr>
-          <w:rPr>
-            <w:color w:val="0000EE"/>
-            <w:u w:val="single"/>
-          </w:rPr>
-          <w:t>यिर्म 18:7–10</w:t>
-        </w:r>
-      </w:hyperlink>
+      <w:r>
+        <w:rPr>
+          <w:lang w:val="hi_IN" w:bidi="hi_IN"/>
+        </w:rPr>
+        <w:t>यिर्म 18:7–10</w:t>
+      </w:r>
       <w:r>
         <w:rPr>
           <w:lang w:val="hi_IN" w:bidi="hi_IN"/>
@@ -785,54 +677,36 @@
         </w:rPr>
         <w:t xml:space="preserve">योना की पुस्तक यह पुष्टि करती है कि मसीह के आने से बहुत पहले ही परमेश्वर इस्राएल की सीमाओं से परे उद्धार पहुँचाने के लिये उत्सुक थे। इस्राएल उनकी वाचा की प्रजा थी, परन्तु आरम्भ से ही उनकी इच्छा थी कि इस्राएल के द्वारा सारी जातियाँ आशीष पाएँ (देखें </w:t>
       </w:r>
-      <w:hyperlink r:id="rId29">
-        <w:r>
-          <w:rPr>
-            <w:lang w:val="hi_IN" w:bidi="hi_IN"/>
-          </w:rPr>
-          <w:rPr>
-            <w:color w:val="0000EE"/>
-            <w:u w:val="single"/>
-          </w:rPr>
-          <w:t>उत 12:3</w:t>
-        </w:r>
-      </w:hyperlink>
+      <w:r>
+        <w:rPr>
+          <w:lang w:val="hi_IN" w:bidi="hi_IN"/>
+        </w:rPr>
+        <w:t>उत 12:3</w:t>
+      </w:r>
       <w:r>
         <w:rPr>
           <w:lang w:val="hi_IN" w:bidi="hi_IN"/>
         </w:rPr>
         <w:t>)। परमेश्वर की जातियों के प्रति यह इच्छा है कि वे मूर्तियों को छोड़कर स्वर्ग के उस परमेश्वर को जानें जिन्होंने संसार की सृष्टि की (</w:t>
       </w:r>
-      <w:hyperlink r:id="rId30">
-        <w:r>
-          <w:rPr>
-            <w:lang w:val="hi_IN" w:bidi="hi_IN"/>
-          </w:rPr>
-          <w:rPr>
-            <w:color w:val="0000EE"/>
-            <w:u w:val="single"/>
-          </w:rPr>
-          <w:t>योन 1:9</w:t>
-        </w:r>
-      </w:hyperlink>
+      <w:r>
+        <w:rPr>
+          <w:lang w:val="hi_IN" w:bidi="hi_IN"/>
+        </w:rPr>
+        <w:t>योन 1:9</w:t>
+      </w:r>
       <w:r>
         <w:rPr>
           <w:lang w:val="hi_IN" w:bidi="hi_IN"/>
         </w:rPr>
         <w:t xml:space="preserve">; देखें </w:t>
       </w:r>
-      <w:hyperlink r:id="rId31">
-        <w:r>
-          <w:rPr>
-            <w:lang w:val="hi_IN" w:bidi="hi_IN"/>
-          </w:rPr>
-          <w:rPr>
-            <w:color w:val="0000EE"/>
-            <w:u w:val="single"/>
-          </w:rPr>
-          <w:t>2 पत 3:9</w:t>
-        </w:r>
-      </w:hyperlink>
+      <w:r>
+        <w:rPr>
+          <w:lang w:val="hi_IN" w:bidi="hi_IN"/>
+        </w:rPr>
+        <w:t>2 पत 3:9</w:t>
+      </w:r>
       <w:r>
         <w:rPr>
           <w:lang w:val="hi_IN" w:bidi="hi_IN"/>
